--- a/Files/Core/Forms/Modified/Interline/Forms/Multistate/SSCOFACCW0823.docx
+++ b/Files/Core/Forms/Modified/Interline/Forms/Multistate/SSCOFACCW0823.docx
@@ -1,7 +1,6 @@
 
 <file path=word/document.xml><?xml version="1.0" encoding="utf-8"?>
-<w:document xmlns:wpc="http://schemas.microsoft.com/office/word/2010/wordprocessingCanvas" xmlns:cx="http://schemas.microsoft.com/office/drawing/2014/chartex" xmlns:cx1="http://schemas.microsoft.com/office/drawing/2015/9/8/chartex" xmlns:cx2="http://schemas.microsoft.com/office/drawing/2015/10/21/chartex" xmlns:cx3="http://schemas.microsoft.com/office/drawing/2016/5/9/chartex" xmlns:cx4="http://schemas.microsoft.com/office/drawing/2016/5/10/chartex" xmlns:cx5="http://schemas.microsoft.com/office/drawing/2016/5/11/chartex" xmlns:mc="http://schemas.openxmlformats.org/markup-compatibility/2006" xmlns:o="urn:schemas-microsoft-com:office:office" xmlns:r="http://schemas.openxmlformats.org/officeDocument/2006/relationships" xmlns:m="http://schemas.openxmlformats.org/officeDocument/2006/math" xmlns:v="urn:schemas-microsoft-com:vml" xmlns:wp14="http://schemas.microsoft.com/office/word/2010/wordprocessingDrawing" xmlns:wp="http://schemas.openxmlformats.org/drawingml/2006/wordprocessingDrawing" xmlns:w10="urn:schemas-microsoft-com:office:word" xmlns:w="http://schemas.openxmlformats.org/wordprocessingml/2006/main" xmlns:w14="http://schemas.microsoft.com/office/word/2010/wordml" xmlns:w15="http://schemas.microsoft.com/office/word/2012/wordml" xmlns:wne="http://schemas.microsoft.com/office/word/2006/wordml" xmlns:w16cid="http://schemas.microsoft.com/office/word/2016/wordml/cid" xmlns:w16se="http://schemas.microsoft.com/office/word/2015/wordml/symex" xmlns:wpg="http://schemas.microsoft.com/office/word/2010/wordprocessingGroup" xmlns:wpi="http://schemas.microsoft.com/office/word/2010/wordprocessingInk" xmlns:wps="http://schemas.microsoft.com/office/word/2010/wordprocessingShape" mc:Ignorable="w14 w15 wp14 w16se w16cid">
-  <!-- Generated by Aspose.Words for .NET 23.2.0 -->
+<w:document xmlns:wpc="http://schemas.microsoft.com/office/word/2010/wordprocessingCanvas" xmlns:cx="http://schemas.microsoft.com/office/drawing/2014/chartex" xmlns:cx1="http://schemas.microsoft.com/office/drawing/2015/9/8/chartex" xmlns:cx2="http://schemas.microsoft.com/office/drawing/2015/10/21/chartex" xmlns:cx3="http://schemas.microsoft.com/office/drawing/2016/5/9/chartex" xmlns:cx4="http://schemas.microsoft.com/office/drawing/2016/5/10/chartex" xmlns:cx5="http://schemas.microsoft.com/office/drawing/2016/5/11/chartex" xmlns:cx6="http://schemas.microsoft.com/office/drawing/2016/5/12/chartex" xmlns:cx7="http://schemas.microsoft.com/office/drawing/2016/5/13/chartex" xmlns:cx8="http://schemas.microsoft.com/office/drawing/2016/5/14/chartex" xmlns:mc="http://schemas.openxmlformats.org/markup-compatibility/2006" xmlns:aink="http://schemas.microsoft.com/office/drawing/2016/ink" xmlns:am3d="http://schemas.microsoft.com/office/drawing/2017/model3d" xmlns:o="urn:schemas-microsoft-com:office:office" xmlns:oel="http://schemas.microsoft.com/office/2019/extlst" xmlns:r="http://schemas.openxmlformats.org/officeDocument/2006/relationships" xmlns:m="http://schemas.openxmlformats.org/officeDocument/2006/math" xmlns:v="urn:schemas-microsoft-com:vml" xmlns:wp14="http://schemas.microsoft.com/office/word/2010/wordprocessingDrawing" xmlns:wp="http://schemas.openxmlformats.org/drawingml/2006/wordprocessingDrawing" xmlns:w10="urn:schemas-microsoft-com:office:word" xmlns:w="http://schemas.openxmlformats.org/wordprocessingml/2006/main" xmlns:w14="http://schemas.microsoft.com/office/word/2010/wordml" xmlns:w15="http://schemas.microsoft.com/office/word/2012/wordml" xmlns:w16cex="http://schemas.microsoft.com/office/word/2018/wordml/cex" xmlns:w16cid="http://schemas.microsoft.com/office/word/2016/wordml/cid" xmlns:w16="http://schemas.microsoft.com/office/word/2018/wordml" xmlns:w16du="http://schemas.microsoft.com/office/word/2023/wordml/word16du" xmlns:w16sdtdh="http://schemas.microsoft.com/office/word/2020/wordml/sdtdatahash" xmlns:w16sdtfl="http://schemas.microsoft.com/office/word/2024/wordml/sdtformatlock" xmlns:w16se="http://schemas.microsoft.com/office/word/2015/wordml/symex" xmlns:wpg="http://schemas.microsoft.com/office/word/2010/wordprocessingGroup" xmlns:wpi="http://schemas.microsoft.com/office/word/2010/wordprocessingInk" xmlns:wne="http://schemas.microsoft.com/office/word/2006/wordml" xmlns:wps="http://schemas.microsoft.com/office/word/2010/wordprocessingShape" mc:Ignorable="w14 w15 w16se w16cid w16 w16cex w16sdtdh w16sdtfl w16du wp14">
   <w:body>
     <w:p>
       <w:pPr>
@@ -674,7 +673,7 @@
       <w:r>
         <w:t>site – https://</w:t>
       </w:r>
-      <w:hyperlink r:id="rId8">
+      <w:hyperlink r:id="rId11">
         <w:r>
           <w:t>www.treasury.gov/ofac.</w:t>
         </w:r>
@@ -941,7 +940,7 @@
       </w:r>
     </w:p>
     <w:sectPr>
-      <w:footerReference w:type="first" r:id="rId9"/>
+      <w:footerReference w:type="first" r:id="rId12"/>
       <w:type w:val="continuous"/>
       <w:pgSz w:w="12240" w:h="15840"/>
       <w:pgMar w:top="1700" w:right="620" w:bottom="280" w:left="600" w:header="720" w:footer="720" w:gutter="0"/>
@@ -953,8 +952,27 @@
 </w:document>
 </file>
 
+<file path=word/endnotes.xml><?xml version="1.0" encoding="utf-8"?>
+<w:endnotes xmlns:wpc="http://schemas.microsoft.com/office/word/2010/wordprocessingCanvas" xmlns:cx="http://schemas.microsoft.com/office/drawing/2014/chartex" xmlns:cx1="http://schemas.microsoft.com/office/drawing/2015/9/8/chartex" xmlns:cx2="http://schemas.microsoft.com/office/drawing/2015/10/21/chartex" xmlns:cx3="http://schemas.microsoft.com/office/drawing/2016/5/9/chartex" xmlns:cx4="http://schemas.microsoft.com/office/drawing/2016/5/10/chartex" xmlns:cx5="http://schemas.microsoft.com/office/drawing/2016/5/11/chartex" xmlns:cx6="http://schemas.microsoft.com/office/drawing/2016/5/12/chartex" xmlns:cx7="http://schemas.microsoft.com/office/drawing/2016/5/13/chartex" xmlns:cx8="http://schemas.microsoft.com/office/drawing/2016/5/14/chartex" xmlns:mc="http://schemas.openxmlformats.org/markup-compatibility/2006" xmlns:aink="http://schemas.microsoft.com/office/drawing/2016/ink" xmlns:am3d="http://schemas.microsoft.com/office/drawing/2017/model3d" xmlns:o="urn:schemas-microsoft-com:office:office" xmlns:oel="http://schemas.microsoft.com/office/2019/extlst" xmlns:r="http://schemas.openxmlformats.org/officeDocument/2006/relationships" xmlns:m="http://schemas.openxmlformats.org/officeDocument/2006/math" xmlns:v="urn:schemas-microsoft-com:vml" xmlns:wp14="http://schemas.microsoft.com/office/word/2010/wordprocessingDrawing" xmlns:wp="http://schemas.openxmlformats.org/drawingml/2006/wordprocessingDrawing" xmlns:w10="urn:schemas-microsoft-com:office:word" xmlns:w="http://schemas.openxmlformats.org/wordprocessingml/2006/main" xmlns:w14="http://schemas.microsoft.com/office/word/2010/wordml" xmlns:w15="http://schemas.microsoft.com/office/word/2012/wordml" xmlns:w16cex="http://schemas.microsoft.com/office/word/2018/wordml/cex" xmlns:w16cid="http://schemas.microsoft.com/office/word/2016/wordml/cid" xmlns:w16="http://schemas.microsoft.com/office/word/2018/wordml" xmlns:w16du="http://schemas.microsoft.com/office/word/2023/wordml/word16du" xmlns:w16sdtdh="http://schemas.microsoft.com/office/word/2020/wordml/sdtdatahash" xmlns:w16sdtfl="http://schemas.microsoft.com/office/word/2024/wordml/sdtformatlock" xmlns:w16se="http://schemas.microsoft.com/office/word/2015/wordml/symex" xmlns:wpg="http://schemas.microsoft.com/office/word/2010/wordprocessingGroup" xmlns:wpi="http://schemas.microsoft.com/office/word/2010/wordprocessingInk" xmlns:wne="http://schemas.microsoft.com/office/word/2006/wordml" xmlns:wps="http://schemas.microsoft.com/office/word/2010/wordprocessingShape" mc:Ignorable="w14 w15 w16se w16cid w16 w16cex w16sdtdh w16sdtfl w16du wp14">
+  <w:endnote w:type="separator" w:id="-1">
+    <w:p>
+      <w:r>
+        <w:separator/>
+      </w:r>
+    </w:p>
+  </w:endnote>
+  <w:endnote w:type="continuationSeparator" w:id="0">
+    <w:p>
+      <w:r>
+        <w:continuationSeparator/>
+      </w:r>
+    </w:p>
+  </w:endnote>
+</w:endnotes>
+</file>
+
 <file path=word/footer1.xml><?xml version="1.0" encoding="utf-8"?>
-<w:ftr xmlns:wpc="http://schemas.microsoft.com/office/word/2010/wordprocessingCanvas" xmlns:cx="http://schemas.microsoft.com/office/drawing/2014/chartex" xmlns:cx1="http://schemas.microsoft.com/office/drawing/2015/9/8/chartex" xmlns:cx2="http://schemas.microsoft.com/office/drawing/2015/10/21/chartex" xmlns:cx3="http://schemas.microsoft.com/office/drawing/2016/5/9/chartex" xmlns:cx4="http://schemas.microsoft.com/office/drawing/2016/5/10/chartex" xmlns:cx5="http://schemas.microsoft.com/office/drawing/2016/5/11/chartex" xmlns:mc="http://schemas.openxmlformats.org/markup-compatibility/2006" xmlns:o="urn:schemas-microsoft-com:office:office" xmlns:r="http://schemas.openxmlformats.org/officeDocument/2006/relationships" xmlns:m="http://schemas.openxmlformats.org/officeDocument/2006/math" xmlns:v="urn:schemas-microsoft-com:vml" xmlns:wp14="http://schemas.microsoft.com/office/word/2010/wordprocessingDrawing" xmlns:wp="http://schemas.openxmlformats.org/drawingml/2006/wordprocessingDrawing" xmlns:w10="urn:schemas-microsoft-com:office:word" xmlns:w="http://schemas.openxmlformats.org/wordprocessingml/2006/main" xmlns:w14="http://schemas.microsoft.com/office/word/2010/wordml" xmlns:w15="http://schemas.microsoft.com/office/word/2012/wordml" xmlns:wne="http://schemas.microsoft.com/office/word/2006/wordml" xmlns:w16cid="http://schemas.microsoft.com/office/word/2016/wordml/cid" xmlns:w16se="http://schemas.microsoft.com/office/word/2015/wordml/symex" xmlns:wpg="http://schemas.microsoft.com/office/word/2010/wordprocessingGroup" xmlns:wpi="http://schemas.microsoft.com/office/word/2010/wordprocessingInk" xmlns:wps="http://schemas.microsoft.com/office/word/2010/wordprocessingShape" mc:Ignorable="w14 w15 wp14 w16se w16cid">
+<w:ftr xmlns:wpc="http://schemas.microsoft.com/office/word/2010/wordprocessingCanvas" xmlns:cx="http://schemas.microsoft.com/office/drawing/2014/chartex" xmlns:cx1="http://schemas.microsoft.com/office/drawing/2015/9/8/chartex" xmlns:cx2="http://schemas.microsoft.com/office/drawing/2015/10/21/chartex" xmlns:cx3="http://schemas.microsoft.com/office/drawing/2016/5/9/chartex" xmlns:cx4="http://schemas.microsoft.com/office/drawing/2016/5/10/chartex" xmlns:cx5="http://schemas.microsoft.com/office/drawing/2016/5/11/chartex" xmlns:cx6="http://schemas.microsoft.com/office/drawing/2016/5/12/chartex" xmlns:cx7="http://schemas.microsoft.com/office/drawing/2016/5/13/chartex" xmlns:cx8="http://schemas.microsoft.com/office/drawing/2016/5/14/chartex" xmlns:mc="http://schemas.openxmlformats.org/markup-compatibility/2006" xmlns:aink="http://schemas.microsoft.com/office/drawing/2016/ink" xmlns:am3d="http://schemas.microsoft.com/office/drawing/2017/model3d" xmlns:o="urn:schemas-microsoft-com:office:office" xmlns:oel="http://schemas.microsoft.com/office/2019/extlst" xmlns:r="http://schemas.openxmlformats.org/officeDocument/2006/relationships" xmlns:m="http://schemas.openxmlformats.org/officeDocument/2006/math" xmlns:v="urn:schemas-microsoft-com:vml" xmlns:wp14="http://schemas.microsoft.com/office/word/2010/wordprocessingDrawing" xmlns:wp="http://schemas.openxmlformats.org/drawingml/2006/wordprocessingDrawing" xmlns:w10="urn:schemas-microsoft-com:office:word" xmlns:w="http://schemas.openxmlformats.org/wordprocessingml/2006/main" xmlns:w14="http://schemas.microsoft.com/office/word/2010/wordml" xmlns:w15="http://schemas.microsoft.com/office/word/2012/wordml" xmlns:w16cex="http://schemas.microsoft.com/office/word/2018/wordml/cex" xmlns:w16cid="http://schemas.microsoft.com/office/word/2016/wordml/cid" xmlns:w16="http://schemas.microsoft.com/office/word/2018/wordml" xmlns:w16du="http://schemas.microsoft.com/office/word/2023/wordml/word16du" xmlns:w16sdtdh="http://schemas.microsoft.com/office/word/2020/wordml/sdtdatahash" xmlns:w16sdtfl="http://schemas.microsoft.com/office/word/2024/wordml/sdtformatlock" xmlns:w16se="http://schemas.microsoft.com/office/word/2015/wordml/symex" xmlns:wpg="http://schemas.microsoft.com/office/word/2010/wordprocessingGroup" xmlns:wpi="http://schemas.microsoft.com/office/word/2010/wordprocessingInk" xmlns:wne="http://schemas.microsoft.com/office/word/2006/wordml" xmlns:wps="http://schemas.microsoft.com/office/word/2010/wordprocessingShape" mc:Ignorable="w14 w15 w16se w16cid w16 w16cex w16sdtdh w16sdtfl w16du wp14">
   <w:sdt>
     <w:sdtPr>
       <w:id w:val="-566720712"/>
@@ -1138,14 +1156,32 @@
 </w:ftr>
 </file>
 
+<file path=word/footnotes.xml><?xml version="1.0" encoding="utf-8"?>
+<w:footnotes xmlns:wpc="http://schemas.microsoft.com/office/word/2010/wordprocessingCanvas" xmlns:cx="http://schemas.microsoft.com/office/drawing/2014/chartex" xmlns:cx1="http://schemas.microsoft.com/office/drawing/2015/9/8/chartex" xmlns:cx2="http://schemas.microsoft.com/office/drawing/2015/10/21/chartex" xmlns:cx3="http://schemas.microsoft.com/office/drawing/2016/5/9/chartex" xmlns:cx4="http://schemas.microsoft.com/office/drawing/2016/5/10/chartex" xmlns:cx5="http://schemas.microsoft.com/office/drawing/2016/5/11/chartex" xmlns:cx6="http://schemas.microsoft.com/office/drawing/2016/5/12/chartex" xmlns:cx7="http://schemas.microsoft.com/office/drawing/2016/5/13/chartex" xmlns:cx8="http://schemas.microsoft.com/office/drawing/2016/5/14/chartex" xmlns:mc="http://schemas.openxmlformats.org/markup-compatibility/2006" xmlns:aink="http://schemas.microsoft.com/office/drawing/2016/ink" xmlns:am3d="http://schemas.microsoft.com/office/drawing/2017/model3d" xmlns:o="urn:schemas-microsoft-com:office:office" xmlns:oel="http://schemas.microsoft.com/office/2019/extlst" xmlns:r="http://schemas.openxmlformats.org/officeDocument/2006/relationships" xmlns:m="http://schemas.openxmlformats.org/officeDocument/2006/math" xmlns:v="urn:schemas-microsoft-com:vml" xmlns:wp14="http://schemas.microsoft.com/office/word/2010/wordprocessingDrawing" xmlns:wp="http://schemas.openxmlformats.org/drawingml/2006/wordprocessingDrawing" xmlns:w10="urn:schemas-microsoft-com:office:word" xmlns:w="http://schemas.openxmlformats.org/wordprocessingml/2006/main" xmlns:w14="http://schemas.microsoft.com/office/word/2010/wordml" xmlns:w15="http://schemas.microsoft.com/office/word/2012/wordml" xmlns:w16cex="http://schemas.microsoft.com/office/word/2018/wordml/cex" xmlns:w16cid="http://schemas.microsoft.com/office/word/2016/wordml/cid" xmlns:w16="http://schemas.microsoft.com/office/word/2018/wordml" xmlns:w16du="http://schemas.microsoft.com/office/word/2023/wordml/word16du" xmlns:w16sdtdh="http://schemas.microsoft.com/office/word/2020/wordml/sdtdatahash" xmlns:w16sdtfl="http://schemas.microsoft.com/office/word/2024/wordml/sdtformatlock" xmlns:w16se="http://schemas.microsoft.com/office/word/2015/wordml/symex" xmlns:wpg="http://schemas.microsoft.com/office/word/2010/wordprocessingGroup" xmlns:wpi="http://schemas.microsoft.com/office/word/2010/wordprocessingInk" xmlns:wne="http://schemas.microsoft.com/office/word/2006/wordml" xmlns:wps="http://schemas.microsoft.com/office/word/2010/wordprocessingShape" mc:Ignorable="w14 w15 w16se w16cid w16 w16cex w16sdtdh w16sdtfl w16du wp14">
+  <w:footnote w:type="separator" w:id="-1">
+    <w:p>
+      <w:r>
+        <w:separator/>
+      </w:r>
+    </w:p>
+  </w:footnote>
+  <w:footnote w:type="continuationSeparator" w:id="0">
+    <w:p>
+      <w:r>
+        <w:continuationSeparator/>
+      </w:r>
+    </w:p>
+  </w:footnote>
+</w:footnotes>
+</file>
+
 <file path=word/numbering.xml><?xml version="1.0" encoding="utf-8"?>
-<w:numbering xmlns:wpc="http://schemas.microsoft.com/office/word/2010/wordprocessingCanvas" xmlns:cx="http://schemas.microsoft.com/office/drawing/2014/chartex" xmlns:cx1="http://schemas.microsoft.com/office/drawing/2015/9/8/chartex" xmlns:cx2="http://schemas.microsoft.com/office/drawing/2015/10/21/chartex" xmlns:cx3="http://schemas.microsoft.com/office/drawing/2016/5/9/chartex" xmlns:cx4="http://schemas.microsoft.com/office/drawing/2016/5/10/chartex" xmlns:cx5="http://schemas.microsoft.com/office/drawing/2016/5/11/chartex" xmlns:mc="http://schemas.openxmlformats.org/markup-compatibility/2006" xmlns:o="urn:schemas-microsoft-com:office:office" xmlns:r="http://schemas.openxmlformats.org/officeDocument/2006/relationships" xmlns:m="http://schemas.openxmlformats.org/officeDocument/2006/math" xmlns:v="urn:schemas-microsoft-com:vml" xmlns:wp14="http://schemas.microsoft.com/office/word/2010/wordprocessingDrawing" xmlns:wp="http://schemas.openxmlformats.org/drawingml/2006/wordprocessingDrawing" xmlns:w10="urn:schemas-microsoft-com:office:word" xmlns:w="http://schemas.openxmlformats.org/wordprocessingml/2006/main" xmlns:w14="http://schemas.microsoft.com/office/word/2010/wordml" xmlns:w15="http://schemas.microsoft.com/office/word/2012/wordml" xmlns:wne="http://schemas.microsoft.com/office/word/2006/wordml" xmlns:w16cid="http://schemas.microsoft.com/office/word/2016/wordml/cid" xmlns:w16se="http://schemas.microsoft.com/office/word/2015/wordml/symex" xmlns:wpg="http://schemas.microsoft.com/office/word/2010/wordprocessingGroup" xmlns:wpi="http://schemas.microsoft.com/office/word/2010/wordprocessingInk" xmlns:wps="http://schemas.microsoft.com/office/word/2010/wordprocessingShape" mc:Ignorable="w14 w15 wp14 w16se w16cid">
-  <w:abstractNum w:abstractNumId="0">
+<w:numbering xmlns:wpc="http://schemas.microsoft.com/office/word/2010/wordprocessingCanvas" xmlns:cx="http://schemas.microsoft.com/office/drawing/2014/chartex" xmlns:cx1="http://schemas.microsoft.com/office/drawing/2015/9/8/chartex" xmlns:cx2="http://schemas.microsoft.com/office/drawing/2015/10/21/chartex" xmlns:cx3="http://schemas.microsoft.com/office/drawing/2016/5/9/chartex" xmlns:cx4="http://schemas.microsoft.com/office/drawing/2016/5/10/chartex" xmlns:cx5="http://schemas.microsoft.com/office/drawing/2016/5/11/chartex" xmlns:cx6="http://schemas.microsoft.com/office/drawing/2016/5/12/chartex" xmlns:cx7="http://schemas.microsoft.com/office/drawing/2016/5/13/chartex" xmlns:cx8="http://schemas.microsoft.com/office/drawing/2016/5/14/chartex" xmlns:mc="http://schemas.openxmlformats.org/markup-compatibility/2006" xmlns:aink="http://schemas.microsoft.com/office/drawing/2016/ink" xmlns:am3d="http://schemas.microsoft.com/office/drawing/2017/model3d" xmlns:o="urn:schemas-microsoft-com:office:office" xmlns:oel="http://schemas.microsoft.com/office/2019/extlst" xmlns:r="http://schemas.openxmlformats.org/officeDocument/2006/relationships" xmlns:m="http://schemas.openxmlformats.org/officeDocument/2006/math" xmlns:v="urn:schemas-microsoft-com:vml" xmlns:wp14="http://schemas.microsoft.com/office/word/2010/wordprocessingDrawing" xmlns:wp="http://schemas.openxmlformats.org/drawingml/2006/wordprocessingDrawing" xmlns:w10="urn:schemas-microsoft-com:office:word" xmlns:w="http://schemas.openxmlformats.org/wordprocessingml/2006/main" xmlns:w14="http://schemas.microsoft.com/office/word/2010/wordml" xmlns:w15="http://schemas.microsoft.com/office/word/2012/wordml" xmlns:w16cex="http://schemas.microsoft.com/office/word/2018/wordml/cex" xmlns:w16cid="http://schemas.microsoft.com/office/word/2016/wordml/cid" xmlns:w16="http://schemas.microsoft.com/office/word/2018/wordml" xmlns:w16du="http://schemas.microsoft.com/office/word/2023/wordml/word16du" xmlns:w16sdtdh="http://schemas.microsoft.com/office/word/2020/wordml/sdtdatahash" xmlns:w16sdtfl="http://schemas.microsoft.com/office/word/2024/wordml/sdtformatlock" xmlns:w16se="http://schemas.microsoft.com/office/word/2015/wordml/symex" xmlns:wpg="http://schemas.microsoft.com/office/word/2010/wordprocessingGroup" xmlns:wpi="http://schemas.microsoft.com/office/word/2010/wordprocessingInk" xmlns:wne="http://schemas.microsoft.com/office/word/2006/wordml" xmlns:wps="http://schemas.microsoft.com/office/word/2010/wordprocessingShape" mc:Ignorable="w14 w15 w16se w16cid w16 w16cex w16sdtdh w16sdtfl w16du wp14">
+  <w:abstractNum w:abstractNumId="0" w15:restartNumberingAfterBreak="0">
     <w:nsid w:val="5B9D5608"/>
     <w:multiLevelType w:val="hybridMultilevel"/>
     <w:tmpl w:val="8E62AA6E"/>
-    <w:lvl w:ilvl="0">
-      <w:start w:val="0"/>
+    <w:lvl w:ilvl="0" w:tplc="B2DE6990">
       <w:numFmt w:val="bullet"/>
       <w:lvlText w:val=""/>
       <w:lvlJc w:val="left"/>
@@ -1165,8 +1201,7 @@
         <w:lang w:val="en-US" w:eastAsia="en-US" w:bidi="ar-SA"/>
       </w:rPr>
     </w:lvl>
-    <w:lvl w:ilvl="1">
-      <w:start w:val="0"/>
+    <w:lvl w:ilvl="1" w:tplc="2BE8B12E">
       <w:numFmt w:val="bullet"/>
       <w:lvlText w:val="•"/>
       <w:lvlJc w:val="left"/>
@@ -1178,8 +1213,7 @@
         <w:lang w:val="en-US" w:eastAsia="en-US" w:bidi="ar-SA"/>
       </w:rPr>
     </w:lvl>
-    <w:lvl w:ilvl="2">
-      <w:start w:val="0"/>
+    <w:lvl w:ilvl="2" w:tplc="D6B8DC30">
       <w:numFmt w:val="bullet"/>
       <w:lvlText w:val="•"/>
       <w:lvlJc w:val="left"/>
@@ -1191,8 +1225,7 @@
         <w:lang w:val="en-US" w:eastAsia="en-US" w:bidi="ar-SA"/>
       </w:rPr>
     </w:lvl>
-    <w:lvl w:ilvl="3">
-      <w:start w:val="0"/>
+    <w:lvl w:ilvl="3" w:tplc="9DA071C2">
       <w:numFmt w:val="bullet"/>
       <w:lvlText w:val="•"/>
       <w:lvlJc w:val="left"/>
@@ -1204,8 +1237,7 @@
         <w:lang w:val="en-US" w:eastAsia="en-US" w:bidi="ar-SA"/>
       </w:rPr>
     </w:lvl>
-    <w:lvl w:ilvl="4">
-      <w:start w:val="0"/>
+    <w:lvl w:ilvl="4" w:tplc="8D6A7C28">
       <w:numFmt w:val="bullet"/>
       <w:lvlText w:val="•"/>
       <w:lvlJc w:val="left"/>
@@ -1217,8 +1249,7 @@
         <w:lang w:val="en-US" w:eastAsia="en-US" w:bidi="ar-SA"/>
       </w:rPr>
     </w:lvl>
-    <w:lvl w:ilvl="5">
-      <w:start w:val="0"/>
+    <w:lvl w:ilvl="5" w:tplc="946A3940">
       <w:numFmt w:val="bullet"/>
       <w:lvlText w:val="•"/>
       <w:lvlJc w:val="left"/>
@@ -1230,8 +1261,7 @@
         <w:lang w:val="en-US" w:eastAsia="en-US" w:bidi="ar-SA"/>
       </w:rPr>
     </w:lvl>
-    <w:lvl w:ilvl="6">
-      <w:start w:val="0"/>
+    <w:lvl w:ilvl="6" w:tplc="C206FC28">
       <w:numFmt w:val="bullet"/>
       <w:lvlText w:val="•"/>
       <w:lvlJc w:val="left"/>
@@ -1243,8 +1273,7 @@
         <w:lang w:val="en-US" w:eastAsia="en-US" w:bidi="ar-SA"/>
       </w:rPr>
     </w:lvl>
-    <w:lvl w:ilvl="7">
-      <w:start w:val="0"/>
+    <w:lvl w:ilvl="7" w:tplc="13D06FFE">
       <w:numFmt w:val="bullet"/>
       <w:lvlText w:val="•"/>
       <w:lvlJc w:val="left"/>
@@ -1256,8 +1285,7 @@
         <w:lang w:val="en-US" w:eastAsia="en-US" w:bidi="ar-SA"/>
       </w:rPr>
     </w:lvl>
-    <w:lvl w:ilvl="8">
-      <w:start w:val="0"/>
+    <w:lvl w:ilvl="8" w:tplc="0726BE50">
       <w:numFmt w:val="bullet"/>
       <w:lvlText w:val="•"/>
       <w:lvlJc w:val="left"/>
@@ -1277,7 +1305,7 @@
 </file>
 
 <file path=word/styles.xml><?xml version="1.0" encoding="utf-8"?>
-<w:styles xmlns:mc="http://schemas.openxmlformats.org/markup-compatibility/2006" xmlns:r="http://schemas.openxmlformats.org/officeDocument/2006/relationships" xmlns:w="http://schemas.openxmlformats.org/wordprocessingml/2006/main" xmlns:w14="http://schemas.microsoft.com/office/word/2010/wordml" xmlns:w15="http://schemas.microsoft.com/office/word/2012/wordml" xmlns:w16cid="http://schemas.microsoft.com/office/word/2016/wordml/cid" xmlns:w16se="http://schemas.microsoft.com/office/word/2015/wordml/symex" mc:Ignorable="w14 w15 w16se w16cid">
+<w:styles xmlns:mc="http://schemas.openxmlformats.org/markup-compatibility/2006" xmlns:r="http://schemas.openxmlformats.org/officeDocument/2006/relationships" xmlns:w="http://schemas.openxmlformats.org/wordprocessingml/2006/main" xmlns:w14="http://schemas.microsoft.com/office/word/2010/wordml" xmlns:w15="http://schemas.microsoft.com/office/word/2012/wordml" xmlns:w16cex="http://schemas.microsoft.com/office/word/2018/wordml/cex" xmlns:w16cid="http://schemas.microsoft.com/office/word/2016/wordml/cid" xmlns:w16="http://schemas.microsoft.com/office/word/2018/wordml" xmlns:w16du="http://schemas.microsoft.com/office/word/2023/wordml/word16du" xmlns:w16sdtdh="http://schemas.microsoft.com/office/word/2020/wordml/sdtdatahash" xmlns:w16sdtfl="http://schemas.microsoft.com/office/word/2024/wordml/sdtformatlock" xmlns:w16se="http://schemas.microsoft.com/office/word/2015/wordml/symex" mc:Ignorable="w14 w15 w16se w16cid w16 w16cex w16sdtdh w16sdtfl w16du">
   <w:docDefaults>
     <w:rPrDefault>
       <w:rPr>
@@ -1667,11 +1695,11 @@
     <w:lsdException w:name="List Table 5 Dark Accent 6" w:uiPriority="50"/>
     <w:lsdException w:name="List Table 6 Colorful Accent 6" w:uiPriority="51"/>
     <w:lsdException w:name="List Table 7 Colorful Accent 6" w:uiPriority="52"/>
-    <w:lsdException w:name="Smart Link" w:semiHidden="1" w:unhideWhenUsed="1"/>
     <w:lsdException w:name="Mention" w:semiHidden="1" w:unhideWhenUsed="1"/>
     <w:lsdException w:name="Smart Hyperlink" w:semiHidden="1" w:unhideWhenUsed="1"/>
     <w:lsdException w:name="Hashtag" w:semiHidden="1" w:unhideWhenUsed="1"/>
     <w:lsdException w:name="Unresolved Mention" w:semiHidden="1" w:unhideWhenUsed="1"/>
+    <w:lsdException w:name="Smart Link" w:semiHidden="1" w:unhideWhenUsed="1"/>
   </w:latentStyles>
   <w:style w:type="paragraph" w:default="1" w:styleId="Normal">
     <w:name w:val="Normal"/>
